--- a/reports/DSMarket_TFM_Memoria.docx
+++ b/reports/DSMarket_TFM_Memoria.docx
@@ -2475,7 +2475,7 @@
           <w:szCs w:val="22"/>
           <w:rtl w:val="0"/>
         </w:rPr>
-        <w:t xml:space="preserve">Para el contexto de negocio del proyecto, el dataset se ha reinterpretado como si correspondiera a DSMarket (anteriormente TradiStores), seleccionando las tiendas ubicadas en los estados de Nueva York (CA), Boston (TX) y Philadelphia (WI), con tres categorías de producto: SUPERMARKET, HOME &amp; GARDEN y ACCESSORIES.</w:t>
+        <w:t>Para el contexto de negocio del proyecto, el dataset se ha reinterpretado como si correspondiera a DSMarket (anteriormente TradiStores), seleccionando las tiendas ubicadas en los estados de Nueva York (identificador CA en el dataset), Boston (identificador TX) y Philadelphia (identificador WI), con tres categorías de producto: SUPERMARKET, HOME &amp; GARDEN y ACCESSORIES.</w:t>
       </w:r>
       <w:r>
         <w:rPr>
@@ -4264,7 +4264,7 @@
           <w:szCs w:val="22"/>
           <w:rtl w:val="0"/>
         </w:rPr>
-        <w:t xml:space="preserve">Para los modelos de ML se construyen tres grupos de features: variables de lag (ventas con retardo 7, 14, 21 y 28 días), rolling features (medias móviles de 7, 14 y 28 días) y variables de calendario (día de la semana, semana del año, mes, indicador de fin de semana). El modelo E2 incorpora además variables exógenas futuras conocidas (precios y eventos), y E3 añade el cluster de producto.</w:t>
+        <w:t>Para los modelos de ML se construyen tres grupos de features: variables de lag (ventas con retardo 7, 14, 21 y 28 días), rolling features (medias móviles de 7 y 28 días) y variables de calendario (día de la semana, semana del año, mes, indicador de fin de semana). El modelo E2 incorpora además variables exógenas futuras conocidas (precios y eventos), y E3 añade el cluster de producto.</w:t>
       </w:r>
       <w:r>
         <w:rPr>
